--- a/rapports/2026-06-06/EQ33/EQ33_enq3_v2/DR_malforme_1_43201E_11/94-59-68-27.docx
+++ b/rapports/2026-06-06/EQ33/EQ33_enq3_v2/DR_malforme_1_43201E_11/94-59-68-27.docx
@@ -297,7 +297,7 @@
           <w:color w:val="1F6FEB"/>
           <w:sz w:val="22"/>
         </w:rPr>
-        <w:t>⚠ INCOHÉRENCES À CORRIGER (98)</w:t>
+        <w:t>⚠ INCOHÉRENCES À CORRIGER (95)</w:t>
       </w:r>
     </w:p>
     <w:tbl>
@@ -1295,7 +1295,7 @@
                 <w:i w:val="0"/>
                 <w:sz w:val="17"/>
               </w:rPr>
-              <w:t>Incohérence!!! seulement les écoles privées paient les frais de scolarité (y compris les frais d'inscription).</w:t>
+              <w:t>Incohérent!! Le niveau d'instruction déclaré par l'un des enfants () au niveau de la section 1 de Suzane Mané diffère de celui donné par Suzane Mané lui-même qui affirme ne pas avoir frequenté l'école formelle.</w:t>
             </w:r>
           </w:p>
         </w:tc>
@@ -1328,7 +1328,7 @@
                 <w:i w:val="0"/>
                 <w:sz w:val="16"/>
               </w:rPr>
-              <w:t>S02</w:t>
+              <w:t>S04</w:t>
               <w:br/>
             </w:r>
             <w:r>
@@ -1338,7 +1338,7 @@
                 <w:color w:val="64748B"/>
                 <w:sz w:val="14"/>
               </w:rPr>
-              <w:t>Éducation</w:t>
+              <w:t>Emploi</w:t>
             </w:r>
           </w:p>
         </w:tc>
@@ -1354,7 +1354,7 @@
                 <w:color w:val="16A34A"/>
                 <w:sz w:val="16"/>
               </w:rPr>
-              <w:t>—</w:t>
+              <w:t>s00q07a, s00q08, s00q10, s00q13_0, s00q15_0, s00q17_0, s00q23a, s00q23b</w:t>
             </w:r>
           </w:p>
         </w:tc>
@@ -1385,7 +1385,7 @@
                 <w:i w:val="0"/>
                 <w:sz w:val="17"/>
               </w:rPr>
-              <w:t>Incohérent!! Le niveau d'instruction déclaré par l'un des enfants () au niveau de la section 1 de Suzane Mané diffère de celui donné par Suzane Mané lui-même qui affirme ne pas avoir frequenté l'école formelle.</w:t>
+              <w:t>Prière de changer la branche d'activité de André Mané, les agriculteurs dont leurs cultures est principalement destiné à la consommation du ménage sont des (Agriculteurs, subsistances) et ceux qui le font avec l'élevage sont des (Agriculteurs et eleveurs, subsistances)Incohérence!André Mané est agriculteur mais dit avoir bénéficié de congé payés, prière de corriger ou de confirmer cette information avec le QG.</w:t>
             </w:r>
           </w:p>
         </w:tc>
@@ -1418,7 +1418,7 @@
                 <w:i w:val="0"/>
                 <w:sz w:val="16"/>
               </w:rPr>
-              <w:t>S04</w:t>
+              <w:t>S11</w:t>
               <w:br/>
             </w:r>
             <w:r>
@@ -1428,7 +1428,7 @@
                 <w:color w:val="64748B"/>
                 <w:sz w:val="14"/>
               </w:rPr>
-              <w:t>Emploi</w:t>
+              <w:t>Logement / cadre de vie</w:t>
             </w:r>
           </w:p>
         </w:tc>
@@ -1444,7 +1444,7 @@
                 <w:color w:val="16A34A"/>
                 <w:sz w:val="16"/>
               </w:rPr>
-              <w:t>s00q07a, s00q08, s00q10, s00q13_0, s00q15_0, s00q17_0, s00q23a, s00q23b</w:t>
+              <w:t>—</w:t>
             </w:r>
           </w:p>
         </w:tc>
@@ -1475,7 +1475,7 @@
                 <w:i w:val="0"/>
                 <w:sz w:val="17"/>
               </w:rPr>
-              <w:t>Prière de changer la branche d'activité de André Mané, les agriculteurs dont leurs cultures est principalement destiné à la consommation du ménage sont des (Agriculteurs, subsistances) et ceux qui le font avec l'élevage sont des (Agriculteurs et eleveurs, subsistances)Incohérence!André Mané est agriculteur mais dit avoir bénéficié de congé payés, prière de corriger ou de confirmer cette information avec le QG.</w:t>
+              <w:t>Incoherence!! Le ménage a depensé .</w:t>
             </w:r>
           </w:p>
         </w:tc>
@@ -1534,7 +1534,7 @@
                 <w:color w:val="16A34A"/>
                 <w:sz w:val="16"/>
               </w:rPr>
-              <w:t>—</w:t>
+              <w:t>s01q29, s01q31, s04q24, s00q04, s11q21, s09fq03, s09fq011</w:t>
             </w:r>
           </w:p>
         </w:tc>
@@ -1565,7 +1565,7 @@
                 <w:i w:val="0"/>
                 <w:sz w:val="17"/>
               </w:rPr>
-              <w:t>Incoherence!! Le ménage a depensé .</w:t>
+              <w:t>FCFA dans Frais de connexion au réseau de distribution d'eau mais dit ne pas être connecté à un réseau d'eau courante, prière de corriger cette incoherence</w:t>
             </w:r>
           </w:p>
         </w:tc>
@@ -1598,7 +1598,7 @@
                 <w:i w:val="0"/>
                 <w:sz w:val="16"/>
               </w:rPr>
-              <w:t>S11</w:t>
+              <w:t>S16</w:t>
               <w:br/>
             </w:r>
             <w:r>
@@ -1608,7 +1608,7 @@
                 <w:color w:val="64748B"/>
                 <w:sz w:val="14"/>
               </w:rPr>
-              <w:t>Logement / cadre de vie</w:t>
+              <w:t>Agriculture</w:t>
             </w:r>
           </w:p>
         </w:tc>
@@ -1624,7 +1624,7 @@
                 <w:color w:val="16A34A"/>
                 <w:sz w:val="16"/>
               </w:rPr>
-              <w:t>s01q29, s01q31, s04q24, s00q04, s11q21, s09fq03, s09fq011</w:t>
+              <w:t>s01q02, s02q01__1, s02q02__1, s02q03__1, s02q15, s03q17, s04q28, s04q35d</w:t>
             </w:r>
           </w:p>
         </w:tc>
@@ -1655,7 +1655,7 @@
                 <w:i w:val="0"/>
                 <w:sz w:val="17"/>
               </w:rPr>
-              <w:t>FCFA dans Frais de connexion au réseau de distribution d'eau mais dit ne pas être connecté à un réseau d'eau courante, prière de corriger cette incoherence</w:t>
+              <w:t>Incoherence! Le nombre de cultures dans la parcelle Parcelle gombo, Oseille, sésame est de 4 cultures qui semble trop élévé ou non renseigné, prière de corriger.</w:t>
             </w:r>
           </w:p>
         </w:tc>
@@ -1670,10 +1670,10 @@
               <w:rPr>
                 <w:b/>
                 <w:i w:val="0"/>
-                <w:color w:val="DC2626"/>
-                <w:sz w:val="16"/>
-              </w:rPr>
-              <w:t>Haute</w:t>
+                <w:color w:val="EA580C"/>
+                <w:sz w:val="16"/>
+              </w:rPr>
+              <w:t>Moyenne</w:t>
             </w:r>
           </w:p>
         </w:tc>
@@ -1688,7 +1688,7 @@
                 <w:i w:val="0"/>
                 <w:sz w:val="16"/>
               </w:rPr>
-              <w:t>S16</w:t>
+              <w:t>S00</w:t>
               <w:br/>
             </w:r>
             <w:r>
@@ -1698,7 +1698,7 @@
                 <w:color w:val="64748B"/>
                 <w:sz w:val="14"/>
               </w:rPr>
-              <w:t>Agriculture</w:t>
+              <w:t>Identification</w:t>
             </w:r>
           </w:p>
         </w:tc>
@@ -1714,7 +1714,7 @@
                 <w:color w:val="16A34A"/>
                 <w:sz w:val="16"/>
               </w:rPr>
-              <w:t>s01q02, s02q01__1, s02q02__1, s02q03__1, s02q15, s03q17, s04q28, s04q35d</w:t>
+              <w:t>—</w:t>
             </w:r>
           </w:p>
         </w:tc>
@@ -1745,7 +1745,7 @@
                 <w:i w:val="0"/>
                 <w:sz w:val="17"/>
               </w:rPr>
-              <w:t>Incoherence! Le nombre de cultures dans la parcelle Parcelle gombo, Oseille, sésame est de 4 cultures qui semble trop élévé ou non renseigné, prière de corriger.</w:t>
+              <w:t>L'adresse ou la localisation du ménage doit être bien renseignée, ne doit pas contenir des numéros de téléphone et elle semble courte pour être une adresse.</w:t>
             </w:r>
           </w:p>
         </w:tc>
@@ -1835,7 +1835,7 @@
                 <w:i w:val="0"/>
                 <w:sz w:val="17"/>
               </w:rPr>
-              <w:t>L'adresse ou la localisation du ménage doit être bien renseignée, ne doit pas contenir des numéros de téléphone et elle semble courte pour être une adresse.</w:t>
+              <w:t>Prière de renseigner la bonne adresse.</w:t>
             </w:r>
           </w:p>
         </w:tc>
@@ -1868,7 +1868,7 @@
                 <w:i w:val="0"/>
                 <w:sz w:val="16"/>
               </w:rPr>
-              <w:t>S00</w:t>
+              <w:t>S01</w:t>
               <w:br/>
             </w:r>
             <w:r>
@@ -1878,7 +1878,7 @@
                 <w:color w:val="64748B"/>
                 <w:sz w:val="14"/>
               </w:rPr>
-              <w:t>Identification</w:t>
+              <w:t>Démographie</w:t>
             </w:r>
           </w:p>
         </w:tc>
@@ -1925,7 +1925,7 @@
                 <w:i w:val="0"/>
                 <w:sz w:val="17"/>
               </w:rPr>
-              <w:t>Prière de renseigner la bonne adresse.</w:t>
+              <w:t>Prière de verifier l'information donnée par Alice Mané ou corriger au niveau de la section 1.</w:t>
             </w:r>
           </w:p>
         </w:tc>
@@ -2015,7 +2015,7 @@
                 <w:i w:val="0"/>
                 <w:sz w:val="17"/>
               </w:rPr>
-              <w:t>Prière de verifier l'information donnée par Alice Mané ou corriger au niveau de la section 1.</w:t>
+              <w:t>Prière de verifier l'information donnée par Bernadette Mané ou corriger au niveau de la section 1.</w:t>
             </w:r>
           </w:p>
         </w:tc>
@@ -2105,277 +2105,7 @@
                 <w:i w:val="0"/>
                 <w:sz w:val="17"/>
               </w:rPr>
-              <w:t>Prière de verifier l'information donnée par Bernadette Mané ou corriger au niveau de la section 1.</w:t>
-            </w:r>
-          </w:p>
-        </w:tc>
-      </w:tr>
-      <w:tr>
-        <w:tc>
-          <w:tcPr>
-            <w:tcW w:type="dxa" w:w="964"/>
-          </w:tcPr>
-          <w:p>
-            <w:r>
-              <w:rPr>
-                <w:b/>
-                <w:i w:val="0"/>
-                <w:color w:val="EA580C"/>
-                <w:sz w:val="16"/>
-              </w:rPr>
-              <w:t>Moyenne</w:t>
-            </w:r>
-          </w:p>
-        </w:tc>
-        <w:tc>
-          <w:tcPr>
-            <w:tcW w:type="dxa" w:w="1247"/>
-          </w:tcPr>
-          <w:p>
-            <w:r>
-              <w:rPr>
-                <w:b/>
-                <w:i w:val="0"/>
-                <w:sz w:val="16"/>
-              </w:rPr>
-              <w:t>S01</w:t>
-              <w:br/>
-            </w:r>
-            <w:r>
-              <w:rPr>
-                <w:b w:val="0"/>
-                <w:i w:val="0"/>
-                <w:color w:val="64748B"/>
-                <w:sz w:val="14"/>
-              </w:rPr>
-              <w:t>Démographie</w:t>
-            </w:r>
-          </w:p>
-        </w:tc>
-        <w:tc>
-          <w:tcPr>
-            <w:tcW w:type="dxa" w:w="1531"/>
-          </w:tcPr>
-          <w:p>
-            <w:r>
-              <w:rPr>
-                <w:b/>
-                <w:i w:val="0"/>
-                <w:color w:val="16A34A"/>
-                <w:sz w:val="16"/>
-              </w:rPr>
-              <w:t>—</w:t>
-            </w:r>
-          </w:p>
-        </w:tc>
-        <w:tc>
-          <w:tcPr>
-            <w:tcW w:type="dxa" w:w="1191"/>
-          </w:tcPr>
-          <w:p>
-            <w:r>
-              <w:rPr>
-                <w:b w:val="0"/>
-                <w:i w:val="0"/>
-                <w:color w:val="64748B"/>
-                <w:sz w:val="16"/>
-              </w:rPr>
-              <w:t>GT-CQ</w:t>
-            </w:r>
-          </w:p>
-        </w:tc>
-        <w:tc>
-          <w:tcPr>
-            <w:tcW w:type="dxa" w:w="4706"/>
-          </w:tcPr>
-          <w:p>
-            <w:r>
-              <w:rPr>
-                <w:b w:val="0"/>
-                <w:i w:val="0"/>
-                <w:sz w:val="17"/>
-              </w:rPr>
               <w:t>Prière de verifier l'information donnée par Marie Jeanne Mané ou corriger au niveau de la section 1.</w:t>
-            </w:r>
-          </w:p>
-        </w:tc>
-      </w:tr>
-      <w:tr>
-        <w:tc>
-          <w:tcPr>
-            <w:tcW w:type="dxa" w:w="964"/>
-          </w:tcPr>
-          <w:p>
-            <w:r>
-              <w:rPr>
-                <w:b/>
-                <w:i w:val="0"/>
-                <w:color w:val="EA580C"/>
-                <w:sz w:val="16"/>
-              </w:rPr>
-              <w:t>Moyenne</w:t>
-            </w:r>
-          </w:p>
-        </w:tc>
-        <w:tc>
-          <w:tcPr>
-            <w:tcW w:type="dxa" w:w="1247"/>
-          </w:tcPr>
-          <w:p>
-            <w:r>
-              <w:rPr>
-                <w:b/>
-                <w:i w:val="0"/>
-                <w:sz w:val="16"/>
-              </w:rPr>
-              <w:t>S01</w:t>
-              <w:br/>
-            </w:r>
-            <w:r>
-              <w:rPr>
-                <w:b w:val="0"/>
-                <w:i w:val="0"/>
-                <w:color w:val="64748B"/>
-                <w:sz w:val="14"/>
-              </w:rPr>
-              <w:t>Démographie</w:t>
-            </w:r>
-          </w:p>
-        </w:tc>
-        <w:tc>
-          <w:tcPr>
-            <w:tcW w:type="dxa" w:w="1531"/>
-          </w:tcPr>
-          <w:p>
-            <w:r>
-              <w:rPr>
-                <w:b/>
-                <w:i w:val="0"/>
-                <w:color w:val="16A34A"/>
-                <w:sz w:val="16"/>
-              </w:rPr>
-              <w:t>s00q27, s01q03a, s01q03b, s01q03c, s01q00b</w:t>
-            </w:r>
-          </w:p>
-        </w:tc>
-        <w:tc>
-          <w:tcPr>
-            <w:tcW w:type="dxa" w:w="1191"/>
-          </w:tcPr>
-          <w:p>
-            <w:r>
-              <w:rPr>
-                <w:b w:val="0"/>
-                <w:i w:val="0"/>
-                <w:color w:val="64748B"/>
-                <w:sz w:val="16"/>
-              </w:rPr>
-              <w:t>GT-CQ</w:t>
-            </w:r>
-          </w:p>
-        </w:tc>
-        <w:tc>
-          <w:tcPr>
-            <w:tcW w:type="dxa" w:w="4706"/>
-          </w:tcPr>
-          <w:p>
-            <w:r>
-              <w:rPr>
-                <w:b w:val="0"/>
-                <w:i w:val="0"/>
-                <w:sz w:val="17"/>
-              </w:rPr>
-              <w:t>Les informations sur l'acte de naissance (ni Jours, ni mois et ni années) de  Suzane Mané  manquent, s'il vous plait pouvez-vous fournir d'effort pour avoir ces informations.</w:t>
-            </w:r>
-          </w:p>
-        </w:tc>
-      </w:tr>
-      <w:tr>
-        <w:tc>
-          <w:tcPr>
-            <w:tcW w:type="dxa" w:w="964"/>
-          </w:tcPr>
-          <w:p>
-            <w:r>
-              <w:rPr>
-                <w:b/>
-                <w:i w:val="0"/>
-                <w:color w:val="EA580C"/>
-                <w:sz w:val="16"/>
-              </w:rPr>
-              <w:t>Moyenne</w:t>
-            </w:r>
-          </w:p>
-        </w:tc>
-        <w:tc>
-          <w:tcPr>
-            <w:tcW w:type="dxa" w:w="1247"/>
-          </w:tcPr>
-          <w:p>
-            <w:r>
-              <w:rPr>
-                <w:b/>
-                <w:i w:val="0"/>
-                <w:sz w:val="16"/>
-              </w:rPr>
-              <w:t>S02</w:t>
-              <w:br/>
-            </w:r>
-            <w:r>
-              <w:rPr>
-                <w:b w:val="0"/>
-                <w:i w:val="0"/>
-                <w:color w:val="64748B"/>
-                <w:sz w:val="14"/>
-              </w:rPr>
-              <w:t>Éducation</w:t>
-            </w:r>
-          </w:p>
-        </w:tc>
-        <w:tc>
-          <w:tcPr>
-            <w:tcW w:type="dxa" w:w="1531"/>
-          </w:tcPr>
-          <w:p>
-            <w:r>
-              <w:rPr>
-                <w:b/>
-                <w:i w:val="0"/>
-                <w:color w:val="16A34A"/>
-                <w:sz w:val="16"/>
-              </w:rPr>
-              <w:t>—</w:t>
-            </w:r>
-          </w:p>
-        </w:tc>
-        <w:tc>
-          <w:tcPr>
-            <w:tcW w:type="dxa" w:w="1191"/>
-          </w:tcPr>
-          <w:p>
-            <w:r>
-              <w:rPr>
-                <w:b w:val="0"/>
-                <w:i w:val="0"/>
-                <w:color w:val="64748B"/>
-                <w:sz w:val="16"/>
-              </w:rPr>
-              <w:t>GT-CQ</w:t>
-            </w:r>
-          </w:p>
-        </w:tc>
-        <w:tc>
-          <w:tcPr>
-            <w:tcW w:type="dxa" w:w="4706"/>
-          </w:tcPr>
-          <w:p>
-            <w:r>
-              <w:rPr>
-                <w:b w:val="0"/>
-                <w:i w:val="0"/>
-                <w:sz w:val="17"/>
-              </w:rPr>
-              <w:t>veuillez, s'il vous plait, confirmer les frais de scolarité ( 500 FCFA) payée de Bernadette Mané avec le QG ou apporter les corrections nécessaires.</w:t>
             </w:r>
           </w:p>
         </w:tc>
